--- a/data/cvs/cv_18_Chooose_Fullstack_Developer__US_-_ET_.docx
+++ b/data/cvs/cv_18_Chooose_Fullstack_Developer__US_-_ET_.docx
@@ -86,7 +86,7 @@
         <w:rPr>
           <w:sz w:val="20"/>
         </w:rPr>
-        <w:t>Full Stack Developer with a focus on AI-powered solutions, currently building production systems at Copy Cat Group. I work across the full stack, from Python backends and REST APIs to React frontends, with a strong foundation in data annotation and model evaluation. Recent projects include an AI-driven tender scraping pipeline, SAP API integration, and system design documentation for enterprise architecture.</w:t>
+        <w:t>Full Stack Developer with a strong foundation in Python, JavaScript, and React, delivering full-stack solutions across diverse sectors. I excel in building scalable applications, integrating APIs, and optimising front-end experiences. Currently, I'm driving AI-powered automation at Copy Cat Group, including an SAP API integration and an AI tender scraping pipeline. My background in AI data annotation and evaluation ensures a unique blend of technical skills, with a focus on quality and detail.</w:t>
       </w:r>
     </w:p>
     <w:p>
@@ -119,7 +119,7 @@
         <w:rPr>
           <w:sz w:val="20"/>
         </w:rPr>
-        <w:t>Python, JavaScript, TypeScript, C#, HTML, CSS</w:t>
+        <w:t>Python, JavaScript, SQL, PHP, Kotlin, Bash, HTML, CSS, TypeScript, C#</w:t>
       </w:r>
     </w:p>
     <w:p>
@@ -173,7 +173,7 @@
         <w:rPr>
           <w:sz w:val="20"/>
         </w:rPr>
-        <w:t>Pandas, NumPy, Data Visualisation, Statistical Analysis</w:t>
+        <w:t>Pandas, NumPy, Excel, Data Visualisation, Statistical Analysis</w:t>
       </w:r>
     </w:p>
     <w:p>
@@ -191,7 +191,7 @@
         <w:rPr>
           <w:sz w:val="20"/>
         </w:rPr>
-        <w:t>LLM Evaluation, Prompt Engineering, Dataset Structuring, Multimodal AI Training</w:t>
+        <w:t>LLM Evaluation, Prompt Engineering, Data Annotation, Dataset Structuring, Groq API, Gemini API</w:t>
       </w:r>
     </w:p>
     <w:p>
@@ -209,7 +209,7 @@
         <w:rPr>
           <w:sz w:val="20"/>
         </w:rPr>
-        <w:t>Web Scraping, REST APIs, Git, CI/CD, Postman, VS Code</w:t>
+        <w:t>n8n, Playwright, APScheduler, Web Scraping, REST APIs</w:t>
       </w:r>
     </w:p>
     <w:p>
@@ -227,7 +227,7 @@
         <w:rPr>
           <w:sz w:val="20"/>
         </w:rPr>
-        <w:t>Azure, Google Cloud Platform, Oracle Cloud, Docker</w:t>
+        <w:t>Git, GitHub, Postman, VS Code, Jira, Trello, Slack, HubSpot, Figma, Docker, Oracle Cloud, Google Cloud Platform, Azure, Azure Functions</w:t>
       </w:r>
     </w:p>
     <w:p>
@@ -245,7 +245,7 @@
         <w:rPr>
           <w:sz w:val="20"/>
         </w:rPr>
-        <w:t>Data processing pipelines, Command-line interface (CLI), AI/ML, Azure functions, Fast API, SaaS, Vitest</w:t>
+        <w:t>Data processing pipelines, Command-line interface (CLI), AI/ML, Vitest, Fast API, SaaS, Agile, CI/CD, Software development, Back-end development</w:t>
       </w:r>
     </w:p>
     <w:p>
@@ -263,7 +263,7 @@
         <w:rPr>
           <w:sz w:val="20"/>
         </w:rPr>
-        <w:t>Agile, Unit testing, Integration testing, Project management, External client management, Problem-solving, Attention to detail, Computer Science</w:t>
+        <w:t>Front-end development, AI integration, ML integration, Unit testing, Integration testing, Project management, Client communication, Problem-solving, Attention to detail, Computer Science</w:t>
       </w:r>
     </w:p>
     <w:p>
@@ -313,7 +313,7 @@
         <w:rPr>
           <w:sz w:val="20"/>
         </w:rPr>
-        <w:t>Integrating SAP APIs with an internal Credit Control System, automating processes for OA and IT business units.</w:t>
+        <w:t>Integrating SAP APIs with an internal Credit Control System for automated OA and IT processes.</w:t>
       </w:r>
     </w:p>
     <w:p>
@@ -337,7 +337,7 @@
         <w:rPr>
           <w:sz w:val="20"/>
         </w:rPr>
-        <w:t>Designing and prototyping an AI-powered tender scraping pipeline to automate tender opportunity discovery and processing.</w:t>
+        <w:t>Designing and building an AI-powered tender scraping pipeline to automate tender opportunity discovery and processing.</w:t>
       </w:r>
     </w:p>
     <w:p>
@@ -372,31 +372,7 @@
         <w:rPr>
           <w:sz w:val="20"/>
         </w:rPr>
-        <w:t>Train AI models by generating accurate difference-based captions for multimodal datasets</w:t>
-      </w:r>
-    </w:p>
-    <w:p>
-      <w:pPr>
-        <w:pStyle w:val="ListBullet"/>
-        <w:spacing w:before="0" w:after="20"/>
-      </w:pPr>
-      <w:r>
-        <w:rPr>
-          <w:sz w:val="20"/>
-        </w:rPr>
-        <w:t>Perform categorisation, bounding, consistency checks, and image-level validation to improve multimodal model accuracy</w:t>
-      </w:r>
-    </w:p>
-    <w:p>
-      <w:pPr>
-        <w:pStyle w:val="ListBullet"/>
-        <w:spacing w:before="0" w:after="20"/>
-      </w:pPr>
-      <w:r>
-        <w:rPr>
-          <w:sz w:val="20"/>
-        </w:rPr>
-        <w:t>Contribute high-quality annotated outputs that directly feed into production AI model training pipelines</w:t>
+        <w:t>Generating difference-based captions for multimodal datasets, enhancing model accuracy through detailed annotations.</w:t>
       </w:r>
     </w:p>
     <w:p>
@@ -431,31 +407,7 @@
         <w:rPr>
           <w:sz w:val="20"/>
         </w:rPr>
-        <w:t>Developed and delivered full-stack solutions for U.S.-based clients across different sectors</w:t>
-      </w:r>
-    </w:p>
-    <w:p>
-      <w:pPr>
-        <w:pStyle w:val="ListBullet"/>
-        <w:spacing w:before="0" w:after="20"/>
-      </w:pPr>
-      <w:r>
-        <w:rPr>
-          <w:sz w:val="20"/>
-        </w:rPr>
-        <w:t>Built UI components, optimised APIs, and handled CMS-based website systems</w:t>
-      </w:r>
-    </w:p>
-    <w:p>
-      <w:pPr>
-        <w:pStyle w:val="ListBullet"/>
-        <w:spacing w:before="0" w:after="20"/>
-      </w:pPr>
-      <w:r>
-        <w:rPr>
-          <w:sz w:val="20"/>
-        </w:rPr>
-        <w:t>Collaborated with remote teams to debug, improve performance, and implement client feedback</w:t>
+        <w:t>Delivered full-stack solutions, including UI components and API optimisation, for diverse U.S. clients.</w:t>
       </w:r>
     </w:p>
     <w:p>
@@ -490,31 +442,7 @@
         <w:rPr>
           <w:sz w:val="20"/>
         </w:rPr>
-        <w:t>Annotated and evaluated datasets for health and agriculture AI systems</w:t>
-      </w:r>
-    </w:p>
-    <w:p>
-      <w:pPr>
-        <w:pStyle w:val="ListBullet"/>
-        <w:spacing w:before="0" w:after="20"/>
-      </w:pPr>
-      <w:r>
-        <w:rPr>
-          <w:sz w:val="20"/>
-        </w:rPr>
-        <w:t>Performed intent detection, slot tagging, utterance verification, and structured dataset creation</w:t>
-      </w:r>
-    </w:p>
-    <w:p>
-      <w:pPr>
-        <w:pStyle w:val="ListBullet"/>
-        <w:spacing w:before="0" w:after="20"/>
-      </w:pPr>
-      <w:r>
-        <w:rPr>
-          <w:sz w:val="20"/>
-        </w:rPr>
-        <w:t>Ensured annotation quality and consistency across multilingual and multimodal training data</w:t>
+        <w:t>Performed intent detection and slot tagging for health and agriculture AI systems, ensuring multilingual annotation quality.</w:t>
       </w:r>
     </w:p>
     <w:p>
